--- a/docs/project1_progress_report/Project_Summary_ProjectI.docx
+++ b/docs/project1_progress_report/Project_Summary_ProjectI.docx
@@ -167,8 +167,8 @@
         </w:tc>
         <w:tc>
           <w:tcPr>
-            <w:tcW w:type="dxa" w:w="5750"/>
-            <w:gridSpan w:val="6"/>
+            <w:tcW w:type="dxa" w:w="6708"/>
+            <w:gridSpan w:val="7"/>
             <w:tcBorders>
               <w:top w:val="single" w:color="000000" w:sz="4"/>
               <w:left w:val="single" w:color="000000" w:sz="4"/>
@@ -195,8 +195,8 @@
         </w:tc>
         <w:tc>
           <w:tcPr>
-            <w:tcW w:type="dxa" w:w="5748"/>
-            <w:gridSpan w:val="6"/>
+            <w:tcW w:type="dxa" w:w="4790"/>
+            <w:gridSpan w:val="5"/>
             <w:tcBorders>
               <w:top w:val="single" w:color="000000" w:sz="4"/>
               <w:left w:val="single" w:color="000000" w:sz="4"/>
@@ -273,13 +273,40 @@
                 <w:sz w:val="26"/>
                 <w:szCs w:val="26"/>
               </w:rPr>
+              <w:t xml:space="preserve">Jun.</w:t>
+            </w:r>
+          </w:p>
+        </w:tc>
+        <w:tc>
+          <w:tcPr>
+            <w:tcW w:type="dxa" w:w="959"/>
+            <w:tcBorders>
+              <w:top w:val="single" w:color="000000" w:sz="4"/>
+              <w:left w:val="single" w:color="000000" w:sz="4"/>
+              <w:bottom w:val="single" w:color="000000" w:sz="4"/>
+              <w:right w:val="single" w:color="000000" w:sz="4"/>
+            </w:tcBorders>
+            <w:vAlign w:val="center"/>
+          </w:tcPr>
+          <w:p>
+            <w:pPr>
+              <w:jc w:val="center"/>
+            </w:pPr>
+            <w:r>
+              <w:rPr>
+                <w:rFonts w:ascii="Calibri" w:cs="Calibri" w:eastAsia="Calibri" w:hAnsi="Calibri"/>
+                <w:b/>
+                <w:bCs/>
+                <w:sz w:val="26"/>
+                <w:szCs w:val="26"/>
+              </w:rPr>
               <w:t xml:space="preserve">Jul.</w:t>
             </w:r>
           </w:p>
         </w:tc>
         <w:tc>
           <w:tcPr>
-            <w:tcW w:type="dxa" w:w="959"/>
+            <w:tcW w:type="dxa" w:w="958"/>
             <w:tcBorders>
               <w:top w:val="single" w:color="000000" w:sz="4"/>
               <w:left w:val="single" w:color="000000" w:sz="4"/>
@@ -547,33 +574,6 @@
             </w:r>
           </w:p>
         </w:tc>
-        <w:tc>
-          <w:tcPr>
-            <w:tcW w:type="dxa" w:w="958"/>
-            <w:tcBorders>
-              <w:top w:val="single" w:color="000000" w:sz="4"/>
-              <w:left w:val="single" w:color="000000" w:sz="4"/>
-              <w:bottom w:val="single" w:color="000000" w:sz="4"/>
-              <w:right w:val="single" w:color="000000" w:sz="4"/>
-            </w:tcBorders>
-            <w:vAlign w:val="center"/>
-          </w:tcPr>
-          <w:p>
-            <w:pPr>
-              <w:jc w:val="center"/>
-            </w:pPr>
-            <w:r>
-              <w:rPr>
-                <w:rFonts w:ascii="Calibri" w:cs="Calibri" w:eastAsia="Calibri" w:hAnsi="Calibri"/>
-                <w:b/>
-                <w:bCs/>
-                <w:sz w:val="26"/>
-                <w:szCs w:val="26"/>
-              </w:rPr>
-              <w:t xml:space="preserve">Jun.</w:t>
-            </w:r>
-          </w:p>
-        </w:tc>
       </w:tr>
       <w:tr>
         <w:tc>
@@ -809,7 +809,7 @@
                 <w:sz w:val="26"/>
                 <w:szCs w:val="26"/>
               </w:rPr>
-              <w:t xml:space="preserve">100%</w:t>
+              <w:t xml:space="preserve">40%</w:t>
             </w:r>
           </w:p>
         </w:tc>
@@ -1352,8 +1352,8 @@
         </w:tc>
         <w:tc>
           <w:tcPr>
-            <w:tcW w:type="dxa" w:w="5748"/>
-            <w:gridSpan w:val="6"/>
+            <w:tcW w:type="dxa" w:w="4790"/>
+            <w:gridSpan w:val="5"/>
             <w:tcBorders>
               <w:top w:val="single" w:color="000000" w:sz="4"/>
               <w:left w:val="single" w:color="000000" w:sz="4"/>
@@ -1361,6 +1361,19 @@
               <w:right w:val="single" w:color="000000" w:sz="4"/>
             </w:tcBorders>
             <w:shd w:fill="404040" w:color="auto" w:val="clear"/>
+            <w:vAlign w:val="center"/>
+          </w:tcPr>
+          <w:p/>
+        </w:tc>
+        <w:tc>
+          <w:tcPr>
+            <w:tcW w:type="dxa" w:w="958"/>
+            <w:tcBorders>
+              <w:top w:val="single" w:color="000000" w:sz="4"/>
+              <w:left w:val="single" w:color="000000" w:sz="4"/>
+              <w:bottom w:val="single" w:color="000000" w:sz="4"/>
+              <w:right w:val="single" w:color="000000" w:sz="4"/>
+            </w:tcBorders>
             <w:vAlign w:val="center"/>
           </w:tcPr>
           <w:p/>
@@ -1458,8 +1471,8 @@
         </w:tc>
         <w:tc>
           <w:tcPr>
-            <w:tcW w:type="dxa" w:w="7664"/>
-            <w:gridSpan w:val="8"/>
+            <w:tcW w:type="dxa" w:w="3832"/>
+            <w:gridSpan w:val="4"/>
             <w:tcBorders>
               <w:top w:val="single" w:color="000000" w:sz="4"/>
               <w:left w:val="single" w:color="000000" w:sz="4"/>
@@ -1512,6 +1525,58 @@
           </w:tcPr>
           <w:p/>
         </w:tc>
+        <w:tc>
+          <w:tcPr>
+            <w:tcW w:type="dxa" w:w="958"/>
+            <w:tcBorders>
+              <w:top w:val="single" w:color="000000" w:sz="4"/>
+              <w:left w:val="single" w:color="000000" w:sz="4"/>
+              <w:bottom w:val="single" w:color="000000" w:sz="4"/>
+              <w:right w:val="single" w:color="000000" w:sz="4"/>
+            </w:tcBorders>
+            <w:vAlign w:val="center"/>
+          </w:tcPr>
+          <w:p/>
+        </w:tc>
+        <w:tc>
+          <w:tcPr>
+            <w:tcW w:type="dxa" w:w="958"/>
+            <w:tcBorders>
+              <w:top w:val="single" w:color="000000" w:sz="4"/>
+              <w:left w:val="single" w:color="000000" w:sz="4"/>
+              <w:bottom w:val="single" w:color="000000" w:sz="4"/>
+              <w:right w:val="single" w:color="000000" w:sz="4"/>
+            </w:tcBorders>
+            <w:vAlign w:val="center"/>
+          </w:tcPr>
+          <w:p/>
+        </w:tc>
+        <w:tc>
+          <w:tcPr>
+            <w:tcW w:type="dxa" w:w="958"/>
+            <w:tcBorders>
+              <w:top w:val="single" w:color="000000" w:sz="4"/>
+              <w:left w:val="single" w:color="000000" w:sz="4"/>
+              <w:bottom w:val="single" w:color="000000" w:sz="4"/>
+              <w:right w:val="single" w:color="000000" w:sz="4"/>
+            </w:tcBorders>
+            <w:vAlign w:val="center"/>
+          </w:tcPr>
+          <w:p/>
+        </w:tc>
+        <w:tc>
+          <w:tcPr>
+            <w:tcW w:type="dxa" w:w="958"/>
+            <w:tcBorders>
+              <w:top w:val="single" w:color="000000" w:sz="4"/>
+              <w:left w:val="single" w:color="000000" w:sz="4"/>
+              <w:bottom w:val="single" w:color="000000" w:sz="4"/>
+              <w:right w:val="single" w:color="000000" w:sz="4"/>
+            </w:tcBorders>
+            <w:vAlign w:val="center"/>
+          </w:tcPr>
+          <w:p/>
+        </w:tc>
       </w:tr>
       <w:tr>
         <w:tc>
@@ -1723,34 +1788,8 @@
         </w:tc>
         <w:tc>
           <w:tcPr>
-            <w:tcW w:type="dxa" w:w="958"/>
-            <w:tcBorders>
-              <w:top w:val="single" w:color="000000" w:sz="4"/>
-              <w:left w:val="single" w:color="000000" w:sz="4"/>
-              <w:bottom w:val="single" w:color="000000" w:sz="4"/>
-              <w:right w:val="single" w:color="000000" w:sz="4"/>
-            </w:tcBorders>
-            <w:vAlign w:val="center"/>
-          </w:tcPr>
-          <w:p/>
-        </w:tc>
-        <w:tc>
-          <w:tcPr>
-            <w:tcW w:type="dxa" w:w="958"/>
-            <w:tcBorders>
-              <w:top w:val="single" w:color="000000" w:sz="4"/>
-              <w:left w:val="single" w:color="000000" w:sz="4"/>
-              <w:bottom w:val="single" w:color="000000" w:sz="4"/>
-              <w:right w:val="single" w:color="000000" w:sz="4"/>
-            </w:tcBorders>
-            <w:vAlign w:val="center"/>
-          </w:tcPr>
-          <w:p/>
-        </w:tc>
-        <w:tc>
-          <w:tcPr>
-            <w:tcW w:type="dxa" w:w="2874"/>
-            <w:gridSpan w:val="3"/>
+            <w:tcW w:type="dxa" w:w="4790"/>
+            <w:gridSpan w:val="5"/>
             <w:tcBorders>
               <w:top w:val="single" w:color="000000" w:sz="4"/>
               <w:left w:val="single" w:color="000000" w:sz="4"/>
@@ -1773,7 +1812,7 @@
                 <w:sz w:val="26"/>
                 <w:szCs w:val="26"/>
               </w:rPr>
-              <w:t xml:space="preserve">0%</w:t>
+              <w:t xml:space="preserve">20%</w:t>
             </w:r>
           </w:p>
         </w:tc>
@@ -2103,7 +2142,7 @@
                 <w:sz w:val="26"/>
                 <w:szCs w:val="26"/>
               </w:rPr>
-              <w:t xml:space="preserve">0%</w:t>
+              <w:t xml:space="preserve">20%</w:t>
             </w:r>
           </w:p>
         </w:tc>
